--- a/instrument/docx/model-article-91-request.docx
+++ b/instrument/docx/model-article-91-request.docx
@@ -219,7 +219,7 @@
         <w:t xml:space="preserve"> </w:t>
       </w:r>
       <w:r>
-        <w:t xml:space="preserve">[Provider concerned—“the Provider”]</w:t>
+        <w:t xml:space="preserve">[Provider concerned—“the Provider”], and, the Provider being established in a third country, its authorised representative established in the Union appointed under Article 54, on whom this request is also served</w:t>
       </w:r>
       <w:r>
         <w:t xml:space="preserve"> </w:t>
@@ -901,7 +901,7 @@
         <w:t xml:space="preserve">where</w:t>
       </w:r>
       <w:r>
-        <w:t xml:space="preserve">—in particular whether that system was made available or put into service in the Union, whether staff or systems located in the Union used it, and whether its output was used in the Union. If the Provider contends the model nonetheless falls outside the obligations for models, it may state which of the conditions set out in Recital 97 it relies on.</w:t>
+        <w:t xml:space="preserve">—in particular whether that system was made available or put into service in the Union, whether staff or systems located in the Union used it, and whether its output was used in the Union. State whether, and on what date, the Provider appointed an authorised representative under Article 54 in respect of the Research Model or of any model developed downstream of the same large pre-training run. If the Provider contends the model nonetheless falls outside the obligations for models, it may state which of the conditions set out in Recital 97 it relies on.</w:t>
       </w:r>
     </w:p>
     <w:p>

--- a/instrument/docx/model-article-91-request.docx
+++ b/instrument/docx/model-article-91-request.docx
@@ -462,7 +462,7 @@
         <w:t xml:space="preserve"> </w:t>
       </w:r>
       <w:r>
-        <w:t xml:space="preserve">Article 3, point (63) excludes from the definition of ‘general-purpose AI model’ those models “used for research, development or prototyping activities before they are placed on the market”, and Article 2(8) provides that the Regulation does not apply to research, testing or development activity prior to placing on the market or putting into service, save for testing in real-world conditions within the meaning of Article 3, point (57). Public accounts describe the model principally involved in the episode at paragraph 4(a) as an internal research model not intended for release. Recital 97 provides that a model integrated into its provider’s own AI system made available on the market or put into service is to be considered placed on the market, subject to three cumulative conditions the third of which is unavailable to a model with systemic risk; Article 2(1), point (a) and Article 3, point (11) locate placing on the market and own use in the Union; and the Commission’s guidelines of 19 November 2025 (C(2025) 7719 final) at paragraph 22 treat a model’s lifecycle as beginning at the start of its large pre-training run, so that different stages of development are not different models. The facts those provisions turn on are asked at Section I, and the Provider is invited, not required, to state its position on them.</w:t>
+        <w:t xml:space="preserve">Article 3, point (63) excludes from the definition of ‘general-purpose AI model’ those models “used for research, development or prototyping activities before they are placed on the market”, and Article 2(8) excludes pre-market research, testing and development activity. Public accounts describe the model principally involved in the episode at paragraph 4(a) as an internal research model not intended for release. Whether that model was placed on the market, in the Union, and carries systemic risk are facts on which the application of Chapter V depends, and they are asked first, at Section I. The Provider is invited, not required, to state its position on them.</w:t>
       </w:r>
     </w:p>
     <w:p>
@@ -523,7 +523,7 @@
         <w:t xml:space="preserve"> </w:t>
       </w:r>
       <w:r>
-        <w:t xml:space="preserve">means the general-purpose AI model publicly designated GPT-5.6 Sol.</w:t>
+        <w:t xml:space="preserve">means the model publicly designated GPT-5.6 Sol. The label is for the purposes of this request only; it is not a determination that the model is a general-purpose AI model with systemic risk within Article 51, which Requests 2 and 5 ask about.</w:t>
       </w:r>
     </w:p>
     <w:p>
@@ -1165,19 +1165,7 @@
         <w:t xml:space="preserve"> </w:t>
       </w:r>
       <w:r>
-        <w:t xml:space="preserve">State, for each episode, whether the Provider treated the episode as falling within Article 55(1), point (c)</w:t>
-      </w:r>
-      <w:r>
-        <w:t xml:space="preserve"> </w:t>
-      </w:r>
-      <w:r>
-        <w:rPr>
-          <w:b/>
-        </w:rPr>
-        <w:t xml:space="preserve">as a serious cybersecurity breach related to the model or its physical infrastructure</w:t>
-      </w:r>
-      <w:r>
-        <w:t xml:space="preserve">, within the meaning given at paragraph (100) of the Commission guidelines of 19 November 2025 (C(2025) 7719 final), that reading being anchored in Article 55(1), points (b) and (d) and not requiring any of the events listed in Article 3, point (49); or, alternatively, as an incident or malfunctioning of the model leading directly or indirectly to an event listed in Article 3, point (49), points (a) to (d); or on some other basis, which should be stated. Where the Provider considers that no such route applies, state the reasoning.</w:t>
+        <w:t xml:space="preserve">State, for each episode, whether and on what basis the Provider considered Article 55(1), point (c) to apply to it, and where the Provider considered that it did not apply, the reasoning. The Provider is invited, not required, to say whether it applied the reading of that provision set out at paragraph (100) of the Commission guidelines of 19 November 2025 (C(2025) 7719 final), or the definition at Article 3, point (49), or another basis.</w:t>
       </w:r>
     </w:p>
     <w:p>
